--- a/backend-exhibits/In Scope  feature list Teams to Slack 1.docx
+++ b/backend-exhibits/In Scope  feature list Teams to Slack 1.docx
@@ -6,9 +6,9 @@
       <w:pPr>
         <w:pStyle w:val="BodyText"/>
         <w:rPr>
-          <w:rFonts w:ascii="Arial"/>
+          <w:rFonts w:ascii="Arial" w:hAnsi="Arial" w:cs="Arial" w:eastAsia="Arial"/>
           <w:b/>
-          <w:sz w:val="20"/>
+          <w:sz w:val="21"/>
         </w:rPr>
       </w:pPr>
     </w:p>
@@ -16,9 +16,9 @@
       <w:pPr>
         <w:pStyle w:val="BodyText"/>
         <w:rPr>
-          <w:rFonts w:ascii="Arial"/>
+          <w:rFonts w:ascii="Arial" w:hAnsi="Arial" w:cs="Arial" w:eastAsia="Arial"/>
           <w:b/>
-          <w:sz w:val="20"/>
+          <w:sz w:val="21"/>
         </w:rPr>
       </w:pPr>
     </w:p>
@@ -26,9 +26,9 @@
       <w:pPr>
         <w:pStyle w:val="BodyText"/>
         <w:rPr>
-          <w:rFonts w:ascii="Arial"/>
+          <w:rFonts w:ascii="Arial" w:hAnsi="Arial" w:cs="Arial" w:eastAsia="Arial"/>
           <w:b/>
-          <w:sz w:val="20"/>
+          <w:sz w:val="21"/>
         </w:rPr>
       </w:pPr>
     </w:p>
@@ -36,9 +36,9 @@
       <w:pPr>
         <w:pStyle w:val="BodyText"/>
         <w:rPr>
-          <w:rFonts w:ascii="Arial"/>
+          <w:rFonts w:ascii="Arial" w:hAnsi="Arial" w:cs="Arial" w:eastAsia="Arial"/>
           <w:b/>
-          <w:sz w:val="20"/>
+          <w:sz w:val="21"/>
         </w:rPr>
       </w:pPr>
     </w:p>
@@ -47,9 +47,9 @@
         <w:pStyle w:val="BodyText"/>
         <w:spacing w:before="134" w:after="1"/>
         <w:rPr>
-          <w:rFonts w:ascii="Arial"/>
+          <w:rFonts w:ascii="Arial" w:hAnsi="Arial" w:cs="Arial" w:eastAsia="Arial"/>
           <w:b/>
-          <w:sz w:val="20"/>
+          <w:sz w:val="21"/>
         </w:rPr>
       </w:pPr>
     </w:p>
@@ -93,14 +93,14 @@
               <w:ind w:left="14"/>
               <w:jc w:val="center"/>
               <w:rPr>
-                <w:rFonts w:ascii="Arial"/>
+                <w:rFonts w:ascii="Arial" w:hAnsi="Arial" w:cs="Arial" w:eastAsia="Arial"/>
                 <w:b/>
                 <w:sz w:val="21"/>
               </w:rPr>
             </w:pPr>
             <w:r>
               <w:rPr>
-                <w:rFonts w:ascii="Arial"/>
+                <w:rFonts w:ascii="Arial" w:hAnsi="Arial" w:cs="Arial" w:eastAsia="Arial"/>
                 <w:b/>
                 <w:sz w:val="21"/>
               </w:rPr>
@@ -108,16 +108,16 @@
             </w:r>
             <w:r>
               <w:rPr>
-                <w:rFonts w:ascii="Arial"/>
-                <w:b/>
-                <w:spacing w:val="-4"/>
-                <w:sz w:val="21"/>
-              </w:rPr>
-              <w:t xml:space="preserve"> </w:t>
-            </w:r>
-            <w:r>
-              <w:rPr>
-                <w:rFonts w:ascii="Arial"/>
+                <w:rFonts w:ascii="Arial" w:hAnsi="Arial" w:cs="Arial" w:eastAsia="Arial"/>
+                <w:b/>
+                <w:spacing w:val="-4"/>
+                <w:sz w:val="21"/>
+              </w:rPr>
+              <w:t xml:space="preserve"> </w:t>
+            </w:r>
+            <w:r>
+              <w:rPr>
+                <w:rFonts w:ascii="Arial" w:hAnsi="Arial" w:cs="Arial" w:eastAsia="Arial"/>
                 <w:b/>
                 <w:sz w:val="21"/>
               </w:rPr>
@@ -125,7 +125,7 @@
             </w:r>
             <w:r>
               <w:rPr>
-                <w:rFonts w:ascii="Arial"/>
+                <w:rFonts w:ascii="Arial" w:hAnsi="Arial" w:cs="Arial" w:eastAsia="Arial"/>
                 <w:b/>
                 <w:spacing w:val="-3"/>
                 <w:sz w:val="21"/>
@@ -134,7 +134,7 @@
             </w:r>
             <w:r>
               <w:rPr>
-                <w:rFonts w:ascii="Arial"/>
+                <w:rFonts w:ascii="Arial" w:hAnsi="Arial" w:cs="Arial" w:eastAsia="Arial"/>
                 <w:b/>
                 <w:sz w:val="21"/>
               </w:rPr>
@@ -142,7 +142,7 @@
             </w:r>
             <w:r>
               <w:rPr>
-                <w:rFonts w:ascii="Arial"/>
+                <w:rFonts w:ascii="Arial" w:hAnsi="Arial" w:cs="Arial" w:eastAsia="Arial"/>
                 <w:b/>
                 <w:spacing w:val="-3"/>
                 <w:sz w:val="21"/>
@@ -151,7 +151,7 @@
             </w:r>
             <w:r>
               <w:rPr>
-                <w:rFonts w:ascii="Arial"/>
+                <w:rFonts w:ascii="Arial" w:hAnsi="Arial" w:cs="Arial" w:eastAsia="Arial"/>
                 <w:b/>
                 <w:spacing w:val="-2"/>
                 <w:sz w:val="21"/>
@@ -174,14 +174,14 @@
               <w:pStyle w:val="TableParagraph"/>
               <w:spacing w:before="43"/>
               <w:rPr>
-                <w:rFonts w:ascii="Arial"/>
+                <w:rFonts w:ascii="Arial" w:hAnsi="Arial" w:cs="Arial" w:eastAsia="Arial"/>
                 <w:b/>
                 <w:sz w:val="21"/>
               </w:rPr>
             </w:pPr>
             <w:r>
               <w:rPr>
-                <w:rFonts w:ascii="Arial"/>
+                <w:rFonts w:ascii="Arial" w:hAnsi="Arial" w:cs="Arial" w:eastAsia="Arial"/>
                 <w:b/>
                 <w:sz w:val="21"/>
               </w:rPr>
@@ -189,7 +189,7 @@
             </w:r>
             <w:r>
               <w:rPr>
-                <w:rFonts w:ascii="Arial"/>
+                <w:rFonts w:ascii="Arial" w:hAnsi="Arial" w:cs="Arial" w:eastAsia="Arial"/>
                 <w:b/>
                 <w:spacing w:val="-2"/>
                 <w:sz w:val="21"/>
@@ -198,7 +198,7 @@
             </w:r>
             <w:r>
               <w:rPr>
-                <w:rFonts w:ascii="Arial"/>
+                <w:rFonts w:ascii="Arial" w:hAnsi="Arial" w:cs="Arial" w:eastAsia="Arial"/>
                 <w:b/>
                 <w:sz w:val="21"/>
               </w:rPr>
@@ -206,7 +206,7 @@
             </w:r>
             <w:r>
               <w:rPr>
-                <w:rFonts w:ascii="Arial"/>
+                <w:rFonts w:ascii="Arial" w:hAnsi="Arial" w:cs="Arial" w:eastAsia="Arial"/>
                 <w:b/>
                 <w:spacing w:val="-2"/>
                 <w:sz w:val="21"/>
@@ -250,14 +250,14 @@
               <w:pStyle w:val="TableParagraph"/>
               <w:spacing w:before="43"/>
               <w:rPr>
-                <w:rFonts w:ascii="Arial"/>
+                <w:rFonts w:ascii="Arial" w:hAnsi="Arial" w:cs="Arial" w:eastAsia="Arial"/>
                 <w:b/>
                 <w:sz w:val="21"/>
               </w:rPr>
             </w:pPr>
             <w:r>
               <w:rPr>
-                <w:rFonts w:ascii="Arial"/>
+                <w:rFonts w:ascii="Arial" w:hAnsi="Arial" w:cs="Arial" w:eastAsia="Arial"/>
                 <w:b/>
                 <w:sz w:val="21"/>
               </w:rPr>
@@ -265,7 +265,7 @@
             </w:r>
             <w:r>
               <w:rPr>
-                <w:rFonts w:ascii="Arial"/>
+                <w:rFonts w:ascii="Arial" w:hAnsi="Arial" w:cs="Arial" w:eastAsia="Arial"/>
                 <w:b/>
                 <w:spacing w:val="-2"/>
                 <w:sz w:val="21"/>
@@ -466,14 +466,14 @@
               <w:pStyle w:val="TableParagraph"/>
               <w:spacing w:before="43"/>
               <w:rPr>
-                <w:rFonts w:ascii="Arial"/>
+                <w:rFonts w:ascii="Arial" w:hAnsi="Arial" w:cs="Arial" w:eastAsia="Arial"/>
                 <w:b/>
                 <w:sz w:val="21"/>
               </w:rPr>
             </w:pPr>
             <w:r>
               <w:rPr>
-                <w:rFonts w:ascii="Arial"/>
+                <w:rFonts w:ascii="Arial" w:hAnsi="Arial" w:cs="Arial" w:eastAsia="Arial"/>
                 <w:b/>
                 <w:sz w:val="21"/>
               </w:rPr>
@@ -481,7 +481,7 @@
             </w:r>
             <w:r>
               <w:rPr>
-                <w:rFonts w:ascii="Arial"/>
+                <w:rFonts w:ascii="Arial" w:hAnsi="Arial" w:cs="Arial" w:eastAsia="Arial"/>
                 <w:b/>
                 <w:spacing w:val="-2"/>
                 <w:sz w:val="21"/>
@@ -603,14 +603,14 @@
               <w:pStyle w:val="TableParagraph"/>
               <w:spacing w:before="58"/>
               <w:rPr>
-                <w:rFonts w:ascii="Arial"/>
+                <w:rFonts w:ascii="Arial" w:hAnsi="Arial" w:cs="Arial" w:eastAsia="Arial"/>
                 <w:b/>
                 <w:sz w:val="21"/>
               </w:rPr>
             </w:pPr>
             <w:r>
               <w:rPr>
-                <w:rFonts w:ascii="Arial"/>
+                <w:rFonts w:ascii="Arial" w:hAnsi="Arial" w:cs="Arial" w:eastAsia="Arial"/>
                 <w:b/>
                 <w:sz w:val="21"/>
               </w:rPr>
@@ -618,7 +618,7 @@
             </w:r>
             <w:r>
               <w:rPr>
-                <w:rFonts w:ascii="Arial"/>
+                <w:rFonts w:ascii="Arial" w:hAnsi="Arial" w:cs="Arial" w:eastAsia="Arial"/>
                 <w:b/>
                 <w:spacing w:val="-2"/>
                 <w:sz w:val="21"/>
@@ -740,14 +740,14 @@
               <w:pStyle w:val="TableParagraph"/>
               <w:spacing w:before="43"/>
               <w:rPr>
-                <w:rFonts w:ascii="Arial"/>
+                <w:rFonts w:ascii="Arial" w:hAnsi="Arial" w:cs="Arial" w:eastAsia="Arial"/>
                 <w:b/>
                 <w:sz w:val="21"/>
               </w:rPr>
             </w:pPr>
             <w:r>
               <w:rPr>
-                <w:rFonts w:ascii="Arial"/>
+                <w:rFonts w:ascii="Arial" w:hAnsi="Arial" w:cs="Arial" w:eastAsia="Arial"/>
                 <w:b/>
                 <w:sz w:val="21"/>
               </w:rPr>
@@ -755,7 +755,7 @@
             </w:r>
             <w:r>
               <w:rPr>
-                <w:rFonts w:ascii="Arial"/>
+                <w:rFonts w:ascii="Arial" w:hAnsi="Arial" w:cs="Arial" w:eastAsia="Arial"/>
                 <w:b/>
                 <w:spacing w:val="-2"/>
                 <w:sz w:val="21"/>
@@ -942,14 +942,14 @@
               <w:pStyle w:val="TableParagraph"/>
               <w:spacing w:before="43"/>
               <w:rPr>
-                <w:rFonts w:ascii="Arial"/>
+                <w:rFonts w:ascii="Arial" w:hAnsi="Arial" w:cs="Arial" w:eastAsia="Arial"/>
                 <w:b/>
                 <w:sz w:val="21"/>
               </w:rPr>
             </w:pPr>
             <w:r>
               <w:rPr>
-                <w:rFonts w:ascii="Arial"/>
+                <w:rFonts w:ascii="Arial" w:hAnsi="Arial" w:cs="Arial" w:eastAsia="Arial"/>
                 <w:b/>
                 <w:sz w:val="21"/>
               </w:rPr>
@@ -957,7 +957,7 @@
             </w:r>
             <w:r>
               <w:rPr>
-                <w:rFonts w:ascii="Arial"/>
+                <w:rFonts w:ascii="Arial" w:hAnsi="Arial" w:cs="Arial" w:eastAsia="Arial"/>
                 <w:b/>
                 <w:spacing w:val="-2"/>
                 <w:sz w:val="21"/>
@@ -1144,14 +1144,14 @@
               <w:pStyle w:val="TableParagraph"/>
               <w:spacing w:before="43"/>
               <w:rPr>
-                <w:rFonts w:ascii="Arial"/>
+                <w:rFonts w:ascii="Arial" w:hAnsi="Arial" w:cs="Arial" w:eastAsia="Arial"/>
                 <w:b/>
                 <w:sz w:val="21"/>
               </w:rPr>
             </w:pPr>
             <w:r>
               <w:rPr>
-                <w:rFonts w:ascii="Arial"/>
+                <w:rFonts w:ascii="Arial" w:hAnsi="Arial" w:cs="Arial" w:eastAsia="Arial"/>
                 <w:b/>
                 <w:spacing w:val="-2"/>
                 <w:sz w:val="21"/>
@@ -1160,7 +1160,7 @@
             </w:r>
             <w:r>
               <w:rPr>
-                <w:rFonts w:ascii="Arial"/>
+                <w:rFonts w:ascii="Arial" w:hAnsi="Arial" w:cs="Arial" w:eastAsia="Arial"/>
                 <w:b/>
                 <w:spacing w:val="-8"/>
                 <w:sz w:val="21"/>
@@ -1169,7 +1169,7 @@
             </w:r>
             <w:r>
               <w:rPr>
-                <w:rFonts w:ascii="Arial"/>
+                <w:rFonts w:ascii="Arial" w:hAnsi="Arial" w:cs="Arial" w:eastAsia="Arial"/>
                 <w:b/>
                 <w:spacing w:val="-2"/>
                 <w:sz w:val="21"/>
@@ -1298,14 +1298,14 @@
               <w:pStyle w:val="TableParagraph"/>
               <w:spacing w:before="43"/>
               <w:rPr>
-                <w:rFonts w:ascii="Arial"/>
+                <w:rFonts w:ascii="Arial" w:hAnsi="Arial" w:cs="Arial" w:eastAsia="Arial"/>
                 <w:b/>
                 <w:sz w:val="21"/>
               </w:rPr>
             </w:pPr>
             <w:r>
               <w:rPr>
-                <w:rFonts w:ascii="Arial"/>
+                <w:rFonts w:ascii="Arial" w:hAnsi="Arial" w:cs="Arial" w:eastAsia="Arial"/>
                 <w:b/>
                 <w:spacing w:val="-2"/>
                 <w:sz w:val="21"/>
@@ -1466,14 +1466,14 @@
               <w:pStyle w:val="TableParagraph"/>
               <w:spacing w:before="43"/>
               <w:rPr>
-                <w:rFonts w:ascii="Arial"/>
+                <w:rFonts w:ascii="Arial" w:hAnsi="Arial" w:cs="Arial" w:eastAsia="Arial"/>
                 <w:b/>
                 <w:sz w:val="21"/>
               </w:rPr>
             </w:pPr>
             <w:r>
               <w:rPr>
-                <w:rFonts w:ascii="Arial"/>
+                <w:rFonts w:ascii="Arial" w:hAnsi="Arial" w:cs="Arial" w:eastAsia="Arial"/>
                 <w:b/>
                 <w:spacing w:val="-2"/>
                 <w:sz w:val="21"/>
@@ -1649,14 +1649,14 @@
               <w:pStyle w:val="TableParagraph"/>
               <w:spacing w:before="43"/>
               <w:rPr>
-                <w:rFonts w:ascii="Arial"/>
+                <w:rFonts w:ascii="Arial" w:hAnsi="Arial" w:cs="Arial" w:eastAsia="Arial"/>
                 <w:b/>
                 <w:sz w:val="21"/>
               </w:rPr>
             </w:pPr>
             <w:r>
               <w:rPr>
-                <w:rFonts w:ascii="Arial"/>
+                <w:rFonts w:ascii="Arial" w:hAnsi="Arial" w:cs="Arial" w:eastAsia="Arial"/>
                 <w:b/>
                 <w:sz w:val="21"/>
               </w:rPr>
@@ -1664,7 +1664,7 @@
             </w:r>
             <w:r>
               <w:rPr>
-                <w:rFonts w:ascii="Arial"/>
+                <w:rFonts w:ascii="Arial" w:hAnsi="Arial" w:cs="Arial" w:eastAsia="Arial"/>
                 <w:b/>
                 <w:spacing w:val="-2"/>
                 <w:sz w:val="21"/>
@@ -1825,17 +1825,17 @@
               <w:pStyle w:val="TableParagraph"/>
               <w:spacing w:before="61"/>
               <w:rPr>
-                <w:rFonts w:ascii="Arial"/>
-                <w:b/>
-                <w:sz w:val="19"/>
+                <w:rFonts w:ascii="Arial" w:hAnsi="Arial" w:cs="Arial" w:eastAsia="Arial"/>
+                <w:b/>
+                <w:sz w:val="21"/>
               </w:rPr>
             </w:pPr>
             <w:r>
               <w:rPr>
-                <w:rFonts w:ascii="Arial"/>
+                <w:rFonts w:ascii="Arial" w:hAnsi="Arial" w:cs="Arial" w:eastAsia="Arial"/>
                 <w:b/>
                 <w:spacing w:val="-2"/>
-                <w:sz w:val="19"/>
+                <w:sz w:val="21"/>
               </w:rPr>
               <w:t>Emojis:</w:t>
             </w:r>
@@ -1995,9 +1995,9 @@
       <w:pPr>
         <w:pStyle w:val="BodyText"/>
         <w:rPr>
-          <w:rFonts w:ascii="Arial"/>
+          <w:rFonts w:ascii="Arial" w:hAnsi="Arial" w:cs="Arial" w:eastAsia="Arial"/>
           <w:b/>
-          <w:sz w:val="20"/>
+          <w:sz w:val="21"/>
         </w:rPr>
       </w:pPr>
     </w:p>
@@ -2005,9 +2005,9 @@
       <w:pPr>
         <w:pStyle w:val="BodyText"/>
         <w:rPr>
-          <w:rFonts w:ascii="Arial"/>
+          <w:rFonts w:ascii="Arial" w:hAnsi="Arial" w:cs="Arial" w:eastAsia="Arial"/>
           <w:b/>
-          <w:sz w:val="20"/>
+          <w:sz w:val="21"/>
         </w:rPr>
       </w:pPr>
     </w:p>
@@ -2015,9 +2015,9 @@
       <w:pPr>
         <w:pStyle w:val="BodyText"/>
         <w:rPr>
-          <w:rFonts w:ascii="Arial"/>
+          <w:rFonts w:ascii="Arial" w:hAnsi="Arial" w:cs="Arial" w:eastAsia="Arial"/>
           <w:b/>
-          <w:sz w:val="20"/>
+          <w:sz w:val="21"/>
         </w:rPr>
       </w:pPr>
     </w:p>
@@ -2025,9 +2025,9 @@
       <w:pPr>
         <w:pStyle w:val="BodyText"/>
         <w:rPr>
-          <w:rFonts w:ascii="Arial"/>
+          <w:rFonts w:ascii="Arial" w:hAnsi="Arial" w:cs="Arial" w:eastAsia="Arial"/>
           <w:b/>
-          <w:sz w:val="20"/>
+          <w:sz w:val="21"/>
         </w:rPr>
       </w:pPr>
     </w:p>
@@ -2035,9 +2035,9 @@
       <w:pPr>
         <w:pStyle w:val="BodyText"/>
         <w:rPr>
-          <w:rFonts w:ascii="Arial"/>
+          <w:rFonts w:ascii="Arial" w:hAnsi="Arial" w:cs="Arial" w:eastAsia="Arial"/>
           <w:b/>
-          <w:sz w:val="20"/>
+          <w:sz w:val="21"/>
         </w:rPr>
       </w:pPr>
     </w:p>
@@ -2045,9 +2045,9 @@
       <w:pPr>
         <w:pStyle w:val="BodyText"/>
         <w:rPr>
-          <w:rFonts w:ascii="Arial"/>
+          <w:rFonts w:ascii="Arial" w:hAnsi="Arial" w:cs="Arial" w:eastAsia="Arial"/>
           <w:b/>
-          <w:sz w:val="20"/>
+          <w:sz w:val="21"/>
         </w:rPr>
       </w:pPr>
     </w:p>
@@ -2055,9 +2055,9 @@
       <w:pPr>
         <w:pStyle w:val="BodyText"/>
         <w:rPr>
-          <w:rFonts w:ascii="Arial"/>
+          <w:rFonts w:ascii="Arial" w:hAnsi="Arial" w:cs="Arial" w:eastAsia="Arial"/>
           <w:b/>
-          <w:sz w:val="20"/>
+          <w:sz w:val="21"/>
         </w:rPr>
       </w:pPr>
     </w:p>
@@ -2065,9 +2065,9 @@
       <w:pPr>
         <w:pStyle w:val="BodyText"/>
         <w:rPr>
-          <w:rFonts w:ascii="Arial"/>
+          <w:rFonts w:ascii="Arial" w:hAnsi="Arial" w:cs="Arial" w:eastAsia="Arial"/>
           <w:b/>
-          <w:sz w:val="20"/>
+          <w:sz w:val="21"/>
         </w:rPr>
       </w:pPr>
     </w:p>
@@ -2075,9 +2075,9 @@
       <w:pPr>
         <w:pStyle w:val="BodyText"/>
         <w:rPr>
-          <w:rFonts w:ascii="Arial"/>
+          <w:rFonts w:ascii="Arial" w:hAnsi="Arial" w:cs="Arial" w:eastAsia="Arial"/>
           <w:b/>
-          <w:sz w:val="20"/>
+          <w:sz w:val="21"/>
         </w:rPr>
       </w:pPr>
     </w:p>
@@ -2085,9 +2085,9 @@
       <w:pPr>
         <w:pStyle w:val="BodyText"/>
         <w:rPr>
-          <w:rFonts w:ascii="Arial"/>
+          <w:rFonts w:ascii="Arial" w:hAnsi="Arial" w:cs="Arial" w:eastAsia="Arial"/>
           <w:b/>
-          <w:sz w:val="20"/>
+          <w:sz w:val="21"/>
         </w:rPr>
       </w:pPr>
     </w:p>
@@ -2095,9 +2095,9 @@
       <w:pPr>
         <w:pStyle w:val="BodyText"/>
         <w:rPr>
-          <w:rFonts w:ascii="Arial"/>
+          <w:rFonts w:ascii="Arial" w:hAnsi="Arial" w:cs="Arial" w:eastAsia="Arial"/>
           <w:b/>
-          <w:sz w:val="20"/>
+          <w:sz w:val="21"/>
         </w:rPr>
       </w:pPr>
     </w:p>
@@ -2105,9 +2105,9 @@
       <w:pPr>
         <w:pStyle w:val="BodyText"/>
         <w:rPr>
-          <w:rFonts w:ascii="Arial"/>
+          <w:rFonts w:ascii="Arial" w:hAnsi="Arial" w:cs="Arial" w:eastAsia="Arial"/>
           <w:b/>
-          <w:sz w:val="20"/>
+          <w:sz w:val="21"/>
         </w:rPr>
       </w:pPr>
     </w:p>
@@ -2115,9 +2115,9 @@
       <w:pPr>
         <w:pStyle w:val="BodyText"/>
         <w:rPr>
-          <w:rFonts w:ascii="Arial"/>
+          <w:rFonts w:ascii="Arial" w:hAnsi="Arial" w:cs="Arial" w:eastAsia="Arial"/>
           <w:b/>
-          <w:sz w:val="20"/>
+          <w:sz w:val="21"/>
         </w:rPr>
       </w:pPr>
     </w:p>
@@ -2126,9 +2126,9 @@
         <w:pStyle w:val="BodyText"/>
         <w:spacing w:before="109"/>
         <w:rPr>
-          <w:rFonts w:ascii="Arial"/>
+          <w:rFonts w:ascii="Arial" w:hAnsi="Arial" w:cs="Arial" w:eastAsia="Arial"/>
           <w:b/>
-          <w:sz w:val="20"/>
+          <w:sz w:val="21"/>
         </w:rPr>
       </w:pPr>
     </w:p>
@@ -2172,14 +2172,14 @@
               <w:ind w:left="14"/>
               <w:jc w:val="center"/>
               <w:rPr>
-                <w:rFonts w:ascii="Arial"/>
+                <w:rFonts w:ascii="Arial" w:hAnsi="Arial" w:cs="Arial" w:eastAsia="Arial"/>
                 <w:b/>
                 <w:sz w:val="21"/>
               </w:rPr>
             </w:pPr>
             <w:r>
               <w:rPr>
-                <w:rFonts w:ascii="Arial"/>
+                <w:rFonts w:ascii="Arial" w:hAnsi="Arial" w:cs="Arial" w:eastAsia="Arial"/>
                 <w:b/>
                 <w:sz w:val="21"/>
               </w:rPr>
@@ -2187,16 +2187,16 @@
             </w:r>
             <w:r>
               <w:rPr>
-                <w:rFonts w:ascii="Arial"/>
-                <w:b/>
-                <w:spacing w:val="-4"/>
-                <w:sz w:val="21"/>
-              </w:rPr>
-              <w:t xml:space="preserve"> </w:t>
-            </w:r>
-            <w:r>
-              <w:rPr>
-                <w:rFonts w:ascii="Arial"/>
+                <w:rFonts w:ascii="Arial" w:hAnsi="Arial" w:cs="Arial" w:eastAsia="Arial"/>
+                <w:b/>
+                <w:spacing w:val="-4"/>
+                <w:sz w:val="21"/>
+              </w:rPr>
+              <w:t xml:space="preserve"> </w:t>
+            </w:r>
+            <w:r>
+              <w:rPr>
+                <w:rFonts w:ascii="Arial" w:hAnsi="Arial" w:cs="Arial" w:eastAsia="Arial"/>
                 <w:b/>
                 <w:sz w:val="21"/>
               </w:rPr>
@@ -2204,7 +2204,7 @@
             </w:r>
             <w:r>
               <w:rPr>
-                <w:rFonts w:ascii="Arial"/>
+                <w:rFonts w:ascii="Arial" w:hAnsi="Arial" w:cs="Arial" w:eastAsia="Arial"/>
                 <w:b/>
                 <w:spacing w:val="-3"/>
                 <w:sz w:val="21"/>
@@ -2213,7 +2213,7 @@
             </w:r>
             <w:r>
               <w:rPr>
-                <w:rFonts w:ascii="Arial"/>
+                <w:rFonts w:ascii="Arial" w:hAnsi="Arial" w:cs="Arial" w:eastAsia="Arial"/>
                 <w:b/>
                 <w:sz w:val="21"/>
               </w:rPr>
@@ -2221,7 +2221,7 @@
             </w:r>
             <w:r>
               <w:rPr>
-                <w:rFonts w:ascii="Arial"/>
+                <w:rFonts w:ascii="Arial" w:hAnsi="Arial" w:cs="Arial" w:eastAsia="Arial"/>
                 <w:b/>
                 <w:spacing w:val="-3"/>
                 <w:sz w:val="21"/>
@@ -2230,7 +2230,7 @@
             </w:r>
             <w:r>
               <w:rPr>
-                <w:rFonts w:ascii="Arial"/>
+                <w:rFonts w:ascii="Arial" w:hAnsi="Arial" w:cs="Arial" w:eastAsia="Arial"/>
                 <w:b/>
                 <w:spacing w:val="-2"/>
                 <w:sz w:val="21"/>
@@ -2253,14 +2253,14 @@
               <w:pStyle w:val="TableParagraph"/>
               <w:spacing w:before="43"/>
               <w:rPr>
-                <w:rFonts w:ascii="Arial"/>
+                <w:rFonts w:ascii="Arial" w:hAnsi="Arial" w:cs="Arial" w:eastAsia="Arial"/>
                 <w:b/>
                 <w:sz w:val="21"/>
               </w:rPr>
             </w:pPr>
             <w:r>
               <w:rPr>
-                <w:rFonts w:ascii="Arial"/>
+                <w:rFonts w:ascii="Arial" w:hAnsi="Arial" w:cs="Arial" w:eastAsia="Arial"/>
                 <w:b/>
                 <w:sz w:val="21"/>
               </w:rPr>
@@ -2268,7 +2268,7 @@
             </w:r>
             <w:r>
               <w:rPr>
-                <w:rFonts w:ascii="Arial"/>
+                <w:rFonts w:ascii="Arial" w:hAnsi="Arial" w:cs="Arial" w:eastAsia="Arial"/>
                 <w:b/>
                 <w:sz w:val="21"/>
               </w:rPr>
@@ -2276,7 +2276,7 @@
             </w:r>
             <w:r>
               <w:rPr>
-                <w:rFonts w:ascii="Arial"/>
+                <w:rFonts w:ascii="Arial" w:hAnsi="Arial" w:cs="Arial" w:eastAsia="Arial"/>
                 <w:b/>
                 <w:spacing w:val="-2"/>
                 <w:sz w:val="21"/>
@@ -2418,14 +2418,14 @@
               <w:pStyle w:val="TableParagraph"/>
               <w:spacing w:before="58" w:line="254" w:lineRule="auto"/>
               <w:rPr>
-                <w:rFonts w:ascii="Arial"/>
+                <w:rFonts w:ascii="Arial" w:hAnsi="Arial" w:cs="Arial" w:eastAsia="Arial"/>
                 <w:b/>
                 <w:sz w:val="21"/>
               </w:rPr>
             </w:pPr>
             <w:r>
               <w:rPr>
-                <w:rFonts w:ascii="Arial"/>
+                <w:rFonts w:ascii="Arial" w:hAnsi="Arial" w:cs="Arial" w:eastAsia="Arial"/>
                 <w:b/>
                 <w:sz w:val="21"/>
               </w:rPr>
@@ -2433,7 +2433,7 @@
             </w:r>
             <w:r>
               <w:rPr>
-                <w:rFonts w:ascii="Arial"/>
+                <w:rFonts w:ascii="Arial" w:hAnsi="Arial" w:cs="Arial" w:eastAsia="Arial"/>
                 <w:b/>
                 <w:spacing w:val="-15"/>
                 <w:sz w:val="21"/>
@@ -2442,7 +2442,7 @@
             </w:r>
             <w:r>
               <w:rPr>
-                <w:rFonts w:ascii="Arial"/>
+                <w:rFonts w:ascii="Arial" w:hAnsi="Arial" w:cs="Arial" w:eastAsia="Arial"/>
                 <w:b/>
                 <w:sz w:val="21"/>
               </w:rPr>
@@ -2450,7 +2450,7 @@
             </w:r>
             <w:r>
               <w:rPr>
-                <w:rFonts w:ascii="Arial"/>
+                <w:rFonts w:ascii="Arial" w:hAnsi="Arial" w:cs="Arial" w:eastAsia="Arial"/>
                 <w:b/>
                 <w:spacing w:val="-15"/>
                 <w:sz w:val="21"/>
@@ -2459,7 +2459,7 @@
             </w:r>
             <w:r>
               <w:rPr>
-                <w:rFonts w:ascii="Arial"/>
+                <w:rFonts w:ascii="Arial" w:hAnsi="Arial" w:cs="Arial" w:eastAsia="Arial"/>
                 <w:b/>
                 <w:sz w:val="21"/>
               </w:rPr>
@@ -2467,7 +2467,7 @@
             </w:r>
             <w:r>
               <w:rPr>
-                <w:rFonts w:ascii="Arial"/>
+                <w:rFonts w:ascii="Arial" w:hAnsi="Arial" w:cs="Arial" w:eastAsia="Arial"/>
                 <w:b/>
                 <w:spacing w:val="-2"/>
                 <w:sz w:val="21"/>
@@ -2641,14 +2641,14 @@
               <w:pStyle w:val="TableParagraph"/>
               <w:spacing w:before="58" w:line="254" w:lineRule="auto"/>
               <w:rPr>
-                <w:rFonts w:ascii="Arial"/>
+                <w:rFonts w:ascii="Arial" w:hAnsi="Arial" w:cs="Arial" w:eastAsia="Arial"/>
                 <w:b/>
                 <w:sz w:val="21"/>
               </w:rPr>
             </w:pPr>
             <w:r>
               <w:rPr>
-                <w:rFonts w:ascii="Arial"/>
+                <w:rFonts w:ascii="Arial" w:hAnsi="Arial" w:cs="Arial" w:eastAsia="Arial"/>
                 <w:b/>
                 <w:spacing w:val="-2"/>
                 <w:sz w:val="21"/>
@@ -2709,9 +2709,9 @@
         <w:pStyle w:val="BodyText"/>
         <w:spacing w:before="35"/>
         <w:rPr>
-          <w:rFonts w:ascii="Arial"/>
+          <w:rFonts w:ascii="Arial" w:hAnsi="Arial" w:cs="Arial" w:eastAsia="Arial"/>
           <w:b/>
-          <w:sz w:val="20"/>
+          <w:sz w:val="21"/>
         </w:rPr>
       </w:pPr>
     </w:p>
@@ -2867,10 +2867,10 @@
   <w:docDefaults>
     <w:rPrDefault>
       <w:rPr>
-        <w:rFonts w:asciiTheme="minorHAnsi" w:eastAsiaTheme="minorHAnsi" w:hAnsiTheme="minorHAnsi" w:cstheme="minorBidi"/>
+        <w:rFonts w:ascii="Arial" w:hAnsi="Arial" w:cs="Arial" w:eastAsia="Arial"/>
         <w:kern w:val="2"/>
-        <w:sz w:val="24"/>
-        <w:szCs w:val="24"/>
+        <w:sz w:val="21"/>
+        <w:szCs w:val="21"/>
         <w:lang w:val="en-IN" w:eastAsia="en-US" w:bidi="ar-SA"/>
         <w14:ligatures w14:val="standardContextual"/>
       </w:rPr>
@@ -3278,10 +3278,10 @@
       <w:outlineLvl w:val="0"/>
     </w:pPr>
     <w:rPr>
-      <w:rFonts w:asciiTheme="majorHAnsi" w:eastAsiaTheme="majorEastAsia" w:hAnsiTheme="majorHAnsi" w:cstheme="majorBidi"/>
+      <w:rFonts w:ascii="Arial" w:hAnsi="Arial" w:cs="Arial" w:eastAsia="Arial"/>
       <w:color w:val="0F4761" w:themeColor="accent1" w:themeShade="BF"/>
-      <w:sz w:val="40"/>
-      <w:szCs w:val="40"/>
+      <w:sz w:val="21"/>
+      <w:szCs w:val="21"/>
     </w:rPr>
   </w:style>
   <w:style w:type="paragraph" w:styleId="Heading2">
@@ -3300,10 +3300,10 @@
       <w:outlineLvl w:val="1"/>
     </w:pPr>
     <w:rPr>
-      <w:rFonts w:asciiTheme="majorHAnsi" w:eastAsiaTheme="majorEastAsia" w:hAnsiTheme="majorHAnsi" w:cstheme="majorBidi"/>
+      <w:rFonts w:ascii="Arial" w:hAnsi="Arial" w:cs="Arial" w:eastAsia="Arial"/>
       <w:color w:val="0F4761" w:themeColor="accent1" w:themeShade="BF"/>
-      <w:sz w:val="32"/>
-      <w:szCs w:val="32"/>
+      <w:sz w:val="21"/>
+      <w:szCs w:val="21"/>
     </w:rPr>
   </w:style>
   <w:style w:type="paragraph" w:styleId="Heading3">
@@ -3323,10 +3323,10 @@
       <w:outlineLvl w:val="2"/>
     </w:pPr>
     <w:rPr>
-      <w:rFonts w:eastAsiaTheme="majorEastAsia" w:cstheme="majorBidi"/>
+      <w:rFonts w:ascii="Arial" w:hAnsi="Arial" w:cs="Arial" w:eastAsia="Arial"/>
       <w:color w:val="0F4761" w:themeColor="accent1" w:themeShade="BF"/>
-      <w:sz w:val="28"/>
-      <w:szCs w:val="28"/>
+      <w:sz w:val="21"/>
+      <w:szCs w:val="21"/>
     </w:rPr>
   </w:style>
   <w:style w:type="paragraph" w:styleId="Heading4">
@@ -3346,7 +3346,7 @@
       <w:outlineLvl w:val="3"/>
     </w:pPr>
     <w:rPr>
-      <w:rFonts w:eastAsiaTheme="majorEastAsia" w:cstheme="majorBidi"/>
+      <w:rFonts w:ascii="Arial" w:hAnsi="Arial" w:cs="Arial" w:eastAsia="Arial"/>
       <w:i/>
       <w:iCs/>
       <w:color w:val="0F4761" w:themeColor="accent1" w:themeShade="BF"/>
@@ -3369,7 +3369,7 @@
       <w:outlineLvl w:val="4"/>
     </w:pPr>
     <w:rPr>
-      <w:rFonts w:eastAsiaTheme="majorEastAsia" w:cstheme="majorBidi"/>
+      <w:rFonts w:ascii="Arial" w:hAnsi="Arial" w:cs="Arial" w:eastAsia="Arial"/>
       <w:color w:val="0F4761" w:themeColor="accent1" w:themeShade="BF"/>
     </w:rPr>
   </w:style>
@@ -3390,7 +3390,7 @@
       <w:outlineLvl w:val="5"/>
     </w:pPr>
     <w:rPr>
-      <w:rFonts w:eastAsiaTheme="majorEastAsia" w:cstheme="majorBidi"/>
+      <w:rFonts w:ascii="Arial" w:hAnsi="Arial" w:cs="Arial" w:eastAsia="Arial"/>
       <w:i/>
       <w:iCs/>
       <w:color w:val="595959" w:themeColor="text1" w:themeTint="A6"/>
@@ -3413,7 +3413,7 @@
       <w:outlineLvl w:val="6"/>
     </w:pPr>
     <w:rPr>
-      <w:rFonts w:eastAsiaTheme="majorEastAsia" w:cstheme="majorBidi"/>
+      <w:rFonts w:ascii="Arial" w:hAnsi="Arial" w:cs="Arial" w:eastAsia="Arial"/>
       <w:color w:val="595959" w:themeColor="text1" w:themeTint="A6"/>
     </w:rPr>
   </w:style>
@@ -3434,7 +3434,7 @@
       <w:outlineLvl w:val="7"/>
     </w:pPr>
     <w:rPr>
-      <w:rFonts w:eastAsiaTheme="majorEastAsia" w:cstheme="majorBidi"/>
+      <w:rFonts w:ascii="Arial" w:hAnsi="Arial" w:cs="Arial" w:eastAsia="Arial"/>
       <w:i/>
       <w:iCs/>
       <w:color w:val="272727" w:themeColor="text1" w:themeTint="D8"/>
@@ -3457,7 +3457,7 @@
       <w:outlineLvl w:val="8"/>
     </w:pPr>
     <w:rPr>
-      <w:rFonts w:eastAsiaTheme="majorEastAsia" w:cstheme="majorBidi"/>
+      <w:rFonts w:ascii="Arial" w:hAnsi="Arial" w:cs="Arial" w:eastAsia="Arial"/>
       <w:color w:val="272727" w:themeColor="text1" w:themeTint="D8"/>
     </w:rPr>
   </w:style>
@@ -3495,10 +3495,10 @@
     <w:uiPriority w:val="9"/>
     <w:rsid w:val="005C60AD"/>
     <w:rPr>
-      <w:rFonts w:asciiTheme="majorHAnsi" w:eastAsiaTheme="majorEastAsia" w:hAnsiTheme="majorHAnsi" w:cstheme="majorBidi"/>
+      <w:rFonts w:ascii="Arial" w:hAnsi="Arial" w:cs="Arial" w:eastAsia="Arial"/>
       <w:color w:val="0F4761" w:themeColor="accent1" w:themeShade="BF"/>
-      <w:sz w:val="40"/>
-      <w:szCs w:val="40"/>
+      <w:sz w:val="21"/>
+      <w:szCs w:val="21"/>
     </w:rPr>
   </w:style>
   <w:style w:type="character" w:customStyle="1" w:styleId="Heading2Char">
@@ -3508,10 +3508,10 @@
     <w:uiPriority w:val="9"/>
     <w:rsid w:val="005C60AD"/>
     <w:rPr>
-      <w:rFonts w:asciiTheme="majorHAnsi" w:eastAsiaTheme="majorEastAsia" w:hAnsiTheme="majorHAnsi" w:cstheme="majorBidi"/>
+      <w:rFonts w:ascii="Arial" w:hAnsi="Arial" w:cs="Arial" w:eastAsia="Arial"/>
       <w:color w:val="0F4761" w:themeColor="accent1" w:themeShade="BF"/>
-      <w:sz w:val="32"/>
-      <w:szCs w:val="32"/>
+      <w:sz w:val="21"/>
+      <w:szCs w:val="21"/>
     </w:rPr>
   </w:style>
   <w:style w:type="character" w:customStyle="1" w:styleId="Heading3Char">
@@ -3522,10 +3522,10 @@
     <w:semiHidden/>
     <w:rsid w:val="005C60AD"/>
     <w:rPr>
-      <w:rFonts w:eastAsiaTheme="majorEastAsia" w:cstheme="majorBidi"/>
+      <w:rFonts w:ascii="Arial" w:hAnsi="Arial" w:cs="Arial" w:eastAsia="Arial"/>
       <w:color w:val="0F4761" w:themeColor="accent1" w:themeShade="BF"/>
-      <w:sz w:val="28"/>
-      <w:szCs w:val="28"/>
+      <w:sz w:val="21"/>
+      <w:szCs w:val="21"/>
     </w:rPr>
   </w:style>
   <w:style w:type="character" w:customStyle="1" w:styleId="Heading4Char">
@@ -3536,7 +3536,7 @@
     <w:semiHidden/>
     <w:rsid w:val="005C60AD"/>
     <w:rPr>
-      <w:rFonts w:eastAsiaTheme="majorEastAsia" w:cstheme="majorBidi"/>
+      <w:rFonts w:ascii="Arial" w:hAnsi="Arial" w:cs="Arial" w:eastAsia="Arial"/>
       <w:i/>
       <w:iCs/>
       <w:color w:val="0F4761" w:themeColor="accent1" w:themeShade="BF"/>
@@ -3550,7 +3550,7 @@
     <w:semiHidden/>
     <w:rsid w:val="005C60AD"/>
     <w:rPr>
-      <w:rFonts w:eastAsiaTheme="majorEastAsia" w:cstheme="majorBidi"/>
+      <w:rFonts w:ascii="Arial" w:hAnsi="Arial" w:cs="Arial" w:eastAsia="Arial"/>
       <w:color w:val="0F4761" w:themeColor="accent1" w:themeShade="BF"/>
     </w:rPr>
   </w:style>
@@ -3562,7 +3562,7 @@
     <w:semiHidden/>
     <w:rsid w:val="005C60AD"/>
     <w:rPr>
-      <w:rFonts w:eastAsiaTheme="majorEastAsia" w:cstheme="majorBidi"/>
+      <w:rFonts w:ascii="Arial" w:hAnsi="Arial" w:cs="Arial" w:eastAsia="Arial"/>
       <w:i/>
       <w:iCs/>
       <w:color w:val="595959" w:themeColor="text1" w:themeTint="A6"/>
@@ -3576,7 +3576,7 @@
     <w:semiHidden/>
     <w:rsid w:val="005C60AD"/>
     <w:rPr>
-      <w:rFonts w:eastAsiaTheme="majorEastAsia" w:cstheme="majorBidi"/>
+      <w:rFonts w:ascii="Arial" w:hAnsi="Arial" w:cs="Arial" w:eastAsia="Arial"/>
       <w:color w:val="595959" w:themeColor="text1" w:themeTint="A6"/>
     </w:rPr>
   </w:style>
@@ -3588,7 +3588,7 @@
     <w:semiHidden/>
     <w:rsid w:val="005C60AD"/>
     <w:rPr>
-      <w:rFonts w:eastAsiaTheme="majorEastAsia" w:cstheme="majorBidi"/>
+      <w:rFonts w:ascii="Arial" w:hAnsi="Arial" w:cs="Arial" w:eastAsia="Arial"/>
       <w:i/>
       <w:iCs/>
       <w:color w:val="272727" w:themeColor="text1" w:themeTint="D8"/>
@@ -3602,7 +3602,7 @@
     <w:semiHidden/>
     <w:rsid w:val="005C60AD"/>
     <w:rPr>
-      <w:rFonts w:eastAsiaTheme="majorEastAsia" w:cstheme="majorBidi"/>
+      <w:rFonts w:ascii="Arial" w:hAnsi="Arial" w:cs="Arial" w:eastAsia="Arial"/>
       <w:color w:val="272727" w:themeColor="text1" w:themeTint="D8"/>
     </w:rPr>
   </w:style>
@@ -3619,11 +3619,11 @@
       <w:contextualSpacing/>
     </w:pPr>
     <w:rPr>
-      <w:rFonts w:asciiTheme="majorHAnsi" w:eastAsiaTheme="majorEastAsia" w:hAnsiTheme="majorHAnsi" w:cstheme="majorBidi"/>
+      <w:rFonts w:ascii="Arial" w:hAnsi="Arial" w:cs="Arial" w:eastAsia="Arial"/>
       <w:spacing w:val="-10"/>
       <w:kern w:val="28"/>
-      <w:sz w:val="56"/>
-      <w:szCs w:val="56"/>
+      <w:sz w:val="21"/>
+      <w:szCs w:val="21"/>
     </w:rPr>
   </w:style>
   <w:style w:type="character" w:customStyle="1" w:styleId="TitleChar">
@@ -3633,11 +3633,11 @@
     <w:uiPriority w:val="10"/>
     <w:rsid w:val="005C60AD"/>
     <w:rPr>
-      <w:rFonts w:asciiTheme="majorHAnsi" w:eastAsiaTheme="majorEastAsia" w:hAnsiTheme="majorHAnsi" w:cstheme="majorBidi"/>
+      <w:rFonts w:ascii="Arial" w:hAnsi="Arial" w:cs="Arial" w:eastAsia="Arial"/>
       <w:spacing w:val="-10"/>
       <w:kern w:val="28"/>
-      <w:sz w:val="56"/>
-      <w:szCs w:val="56"/>
+      <w:sz w:val="21"/>
+      <w:szCs w:val="21"/>
     </w:rPr>
   </w:style>
   <w:style w:type="paragraph" w:styleId="Subtitle">
@@ -3654,11 +3654,11 @@
       </w:numPr>
     </w:pPr>
     <w:rPr>
-      <w:rFonts w:eastAsiaTheme="majorEastAsia" w:cstheme="majorBidi"/>
+      <w:rFonts w:ascii="Arial" w:hAnsi="Arial" w:cs="Arial" w:eastAsia="Arial"/>
       <w:color w:val="595959" w:themeColor="text1" w:themeTint="A6"/>
       <w:spacing w:val="15"/>
-      <w:sz w:val="28"/>
-      <w:szCs w:val="28"/>
+      <w:sz w:val="21"/>
+      <w:szCs w:val="21"/>
     </w:rPr>
   </w:style>
   <w:style w:type="character" w:customStyle="1" w:styleId="SubtitleChar">
@@ -3668,11 +3668,11 @@
     <w:uiPriority w:val="11"/>
     <w:rsid w:val="005C60AD"/>
     <w:rPr>
-      <w:rFonts w:eastAsiaTheme="majorEastAsia" w:cstheme="majorBidi"/>
+      <w:rFonts w:ascii="Arial" w:hAnsi="Arial" w:cs="Arial" w:eastAsia="Arial"/>
       <w:color w:val="595959" w:themeColor="text1" w:themeTint="A6"/>
       <w:spacing w:val="15"/>
-      <w:sz w:val="28"/>
-      <w:szCs w:val="28"/>
+      <w:sz w:val="21"/>
+      <w:szCs w:val="21"/>
     </w:rPr>
   </w:style>
   <w:style w:type="paragraph" w:styleId="Quote">
@@ -3810,7 +3810,7 @@
       <w:spacing w:after="0" w:line="240" w:lineRule="auto"/>
     </w:pPr>
     <w:rPr>
-      <w:rFonts w:ascii="Arial MT" w:eastAsia="Arial MT" w:hAnsi="Arial MT" w:cs="Arial MT"/>
+      <w:rFonts w:ascii="Arial" w:hAnsi="Arial" w:cs="Arial" w:eastAsia="Arial"/>
       <w:kern w:val="0"/>
       <w:lang w:val="en-US"/>
       <w14:ligatures w14:val="none"/>
@@ -3823,7 +3823,7 @@
     <w:uiPriority w:val="1"/>
     <w:rsid w:val="00D453DF"/>
     <w:rPr>
-      <w:rFonts w:ascii="Arial MT" w:eastAsia="Arial MT" w:hAnsi="Arial MT" w:cs="Arial MT"/>
+      <w:rFonts w:ascii="Arial" w:hAnsi="Arial" w:cs="Arial" w:eastAsia="Arial"/>
       <w:kern w:val="0"/>
       <w:lang w:val="en-US"/>
       <w14:ligatures w14:val="none"/>
@@ -3843,10 +3843,10 @@
       <w:ind w:left="67"/>
     </w:pPr>
     <w:rPr>
-      <w:rFonts w:ascii="Arial MT" w:eastAsia="Arial MT" w:hAnsi="Arial MT" w:cs="Arial MT"/>
+      <w:rFonts w:ascii="Arial" w:hAnsi="Arial" w:cs="Arial" w:eastAsia="Arial"/>
       <w:kern w:val="0"/>
-      <w:sz w:val="22"/>
-      <w:szCs w:val="22"/>
+      <w:sz w:val="21"/>
+      <w:szCs w:val="21"/>
       <w:lang w:val="en-US"/>
       <w14:ligatures w14:val="none"/>
     </w:rPr>
